--- a/Verification/Verification Block Level/GHR_2reg/verification plan doc.docx
+++ b/Verification/Verification Block Level/GHR_2reg/verification plan doc.docx
@@ -2,918 +2,479 @@
 <file path=word/document.xml><?xml version="1.0" encoding="utf-8"?>
 <w:document xmlns:wpc="http://schemas.microsoft.com/office/word/2010/wordprocessingCanvas" xmlns:cx="http://schemas.microsoft.com/office/drawing/2014/chartex" xmlns:cx1="http://schemas.microsoft.com/office/drawing/2015/9/8/chartex" xmlns:cx2="http://schemas.microsoft.com/office/drawing/2015/10/21/chartex" xmlns:cx3="http://schemas.microsoft.com/office/drawing/2016/5/9/chartex" xmlns:cx4="http://schemas.microsoft.com/office/drawing/2016/5/10/chartex" xmlns:cx5="http://schemas.microsoft.com/office/drawing/2016/5/11/chartex" xmlns:cx6="http://schemas.microsoft.com/office/drawing/2016/5/12/chartex" xmlns:cx7="http://schemas.microsoft.com/office/drawing/2016/5/13/chartex" xmlns:cx8="http://schemas.microsoft.com/office/drawing/2016/5/14/chartex" xmlns:mc="http://schemas.openxmlformats.org/markup-compatibility/2006" xmlns:aink="http://schemas.microsoft.com/office/drawing/2016/ink" xmlns:am3d="http://schemas.microsoft.com/office/drawing/2017/model3d" xmlns:o="urn:schemas-microsoft-com:office:office" xmlns:oel="http://schemas.microsoft.com/office/2019/extlst" xmlns:r="http://schemas.openxmlformats.org/officeDocument/2006/relationships" xmlns:m="http://schemas.openxmlformats.org/officeDocument/2006/math" xmlns:v="urn:schemas-microsoft-com:vml" xmlns:wp14="http://schemas.microsoft.com/office/word/2010/wordprocessingDrawing" xmlns:wp="http://schemas.openxmlformats.org/drawingml/2006/wordprocessingDrawing" xmlns:w10="urn:schemas-microsoft-com:office:word" xmlns:w="http://schemas.openxmlformats.org/wordprocessingml/2006/main" xmlns:w14="http://schemas.microsoft.com/office/word/2010/wordml" xmlns:w15="http://schemas.microsoft.com/office/word/2012/wordml" xmlns:w16cex="http://schemas.microsoft.com/office/word/2018/wordml/cex" xmlns:w16cid="http://schemas.microsoft.com/office/word/2016/wordml/cid" xmlns:w16="http://schemas.microsoft.com/office/word/2018/wordml" xmlns:w16du="http://schemas.microsoft.com/office/word/2023/wordml/word16du" xmlns:w16sdtdh="http://schemas.microsoft.com/office/word/2020/wordml/sdtdatahash" xmlns:w16sdtfl="http://schemas.microsoft.com/office/word/2024/wordml/sdtformatlock" xmlns:w16se="http://schemas.microsoft.com/office/word/2015/wordml/symex" xmlns:wpg="http://schemas.microsoft.com/office/word/2010/wordprocessingGroup" xmlns:wpi="http://schemas.microsoft.com/office/word/2010/wordprocessingInk" xmlns:wne="http://schemas.microsoft.com/office/word/2006/wordml" xmlns:wps="http://schemas.microsoft.com/office/word/2010/wordprocessingShape" mc:Ignorable="w14 w15 w16se w16cid w16 w16cex w16sdtdh w16sdtfl w16du wp14">
   <w:body>
-    <w:tbl>
-      <w:tblPr>
-        <w:tblW w:w="0" w:type="auto"/>
-        <w:tblCellSpacing w:w="15" w:type="dxa"/>
-        <w:tblCellMar>
-          <w:top w:w="15" w:type="dxa"/>
-          <w:left w:w="15" w:type="dxa"/>
-          <w:bottom w:w="15" w:type="dxa"/>
-          <w:right w:w="15" w:type="dxa"/>
-        </w:tblCellMar>
-        <w:tblLook w:val="04A0" w:firstRow="1" w:lastRow="0" w:firstColumn="1" w:lastColumn="0" w:noHBand="0" w:noVBand="1"/>
-      </w:tblPr>
-      <w:tblGrid>
-        <w:gridCol w:w="311"/>
-        <w:gridCol w:w="4203"/>
-        <w:gridCol w:w="4512"/>
-      </w:tblGrid>
-      <w:tr>
-        <w:trPr>
-          <w:tblHeader/>
-          <w:tblCellSpacing w:w="15" w:type="dxa"/>
-        </w:trPr>
-        <w:tc>
-          <w:tcPr>
-            <w:tcW w:w="0" w:type="auto"/>
-            <w:vAlign w:val="center"/>
-            <w:hideMark/>
-          </w:tcPr>
-          <w:p>
-            <w:pPr>
-              <w:rPr>
-                <w:b/>
-                <w:bCs/>
-              </w:rPr>
-            </w:pPr>
-            <w:r>
-              <w:rPr>
-                <w:b/>
-                <w:bCs/>
-              </w:rPr>
-              <w:t>#</w:t>
-            </w:r>
-          </w:p>
-        </w:tc>
-        <w:tc>
-          <w:tcPr>
-            <w:tcW w:w="0" w:type="auto"/>
-            <w:vAlign w:val="center"/>
-            <w:hideMark/>
-          </w:tcPr>
-          <w:p>
-            <w:pPr>
-              <w:rPr>
-                <w:b/>
-                <w:bCs/>
-              </w:rPr>
-            </w:pPr>
-            <w:r>
-              <w:rPr>
-                <w:b/>
-                <w:bCs/>
-              </w:rPr>
-              <w:t>Sequence</w:t>
-            </w:r>
-          </w:p>
-        </w:tc>
-        <w:tc>
-          <w:tcPr>
-            <w:tcW w:w="0" w:type="auto"/>
-            <w:vAlign w:val="center"/>
-            <w:hideMark/>
-          </w:tcPr>
-          <w:p>
-            <w:pPr>
-              <w:rPr>
-                <w:b/>
-                <w:bCs/>
-              </w:rPr>
-            </w:pPr>
-            <w:r>
-              <w:rPr>
-                <w:b/>
-                <w:bCs/>
-              </w:rPr>
-              <w:t>Main behavior and edge cases</w:t>
-            </w:r>
-          </w:p>
-        </w:tc>
-      </w:tr>
-      <w:tr>
-        <w:trPr>
-          <w:tblCellSpacing w:w="15" w:type="dxa"/>
-        </w:trPr>
-        <w:tc>
-          <w:tcPr>
-            <w:tcW w:w="0" w:type="auto"/>
-            <w:vAlign w:val="center"/>
-            <w:hideMark/>
-          </w:tcPr>
-          <w:p>
-            <w:r>
-              <w:t>1</w:t>
-            </w:r>
-          </w:p>
-        </w:tc>
-        <w:tc>
-          <w:tcPr>
-            <w:tcW w:w="0" w:type="auto"/>
-            <w:vAlign w:val="center"/>
-            <w:hideMark/>
-          </w:tcPr>
-          <w:p>
-            <w:r>
-              <w:t>ghr_reset_idle_sequence</w:t>
-            </w:r>
-          </w:p>
-        </w:tc>
-        <w:tc>
-          <w:tcPr>
-            <w:tcW w:w="0" w:type="auto"/>
-            <w:vAlign w:val="center"/>
-            <w:hideMark/>
-          </w:tcPr>
-          <w:p>
-            <w:r>
-              <w:t>Reset values, several enabled-idle cycles, several disabled cycles, no unintended pointer or memory movement</w:t>
-            </w:r>
-          </w:p>
-        </w:tc>
-      </w:tr>
-      <w:tr>
-        <w:trPr>
-          <w:tblCellSpacing w:w="15" w:type="dxa"/>
-        </w:trPr>
-        <w:tc>
-          <w:tcPr>
-            <w:tcW w:w="0" w:type="auto"/>
-            <w:vAlign w:val="center"/>
-            <w:hideMark/>
-          </w:tcPr>
-          <w:p>
-            <w:r>
-              <w:t>2</w:t>
-            </w:r>
-          </w:p>
-        </w:tc>
-        <w:tc>
-          <w:tcPr>
-            <w:tcW w:w="0" w:type="auto"/>
-            <w:vAlign w:val="center"/>
-            <w:hideMark/>
-          </w:tcPr>
-          <w:p>
-            <w:r>
-              <w:t>ghr_continuous_write_sequence</w:t>
-            </w:r>
-          </w:p>
-        </w:tc>
-        <w:tc>
-          <w:tcPr>
-            <w:tcW w:w="0" w:type="auto"/>
-            <w:vAlign w:val="center"/>
-            <w:hideMark/>
-          </w:tcPr>
-          <w:p>
-            <w:r>
-              <w:t>Continuous en_i=1, one new branch every cycle, pipeline fill/drain, consecutive memory locations</w:t>
-            </w:r>
-          </w:p>
-        </w:tc>
-      </w:tr>
-      <w:tr>
-        <w:trPr>
-          <w:tblCellSpacing w:w="15" w:type="dxa"/>
-        </w:trPr>
-        <w:tc>
-          <w:tcPr>
-            <w:tcW w:w="0" w:type="auto"/>
-            <w:vAlign w:val="center"/>
-            <w:hideMark/>
-          </w:tcPr>
-          <w:p>
-            <w:r>
-              <w:t>3</w:t>
-            </w:r>
-          </w:p>
-        </w:tc>
-        <w:tc>
-          <w:tcPr>
-            <w:tcW w:w="0" w:type="auto"/>
-            <w:vAlign w:val="center"/>
-            <w:hideMark/>
-          </w:tcPr>
-          <w:p>
-            <w:r>
-              <w:t>ghr_alternating_enable_sequence</w:t>
-            </w:r>
-          </w:p>
-        </w:tc>
-        <w:tc>
-          <w:tcPr>
-            <w:tcW w:w="0" w:type="auto"/>
-            <w:vAlign w:val="center"/>
-            <w:hideMark/>
-          </w:tcPr>
-          <w:p>
-            <w:r>
-              <w:t>Repeating 1,0 enable pattern; transaction must survive every disabled cycle</w:t>
-            </w:r>
-          </w:p>
-        </w:tc>
-      </w:tr>
-      <w:tr>
-        <w:trPr>
-          <w:tblCellSpacing w:w="15" w:type="dxa"/>
-        </w:trPr>
-        <w:tc>
-          <w:tcPr>
-            <w:tcW w:w="0" w:type="auto"/>
-            <w:vAlign w:val="center"/>
-            <w:hideMark/>
-          </w:tcPr>
-          <w:p>
-            <w:r>
-              <w:t>4</w:t>
-            </w:r>
-          </w:p>
-        </w:tc>
-        <w:tc>
-          <w:tcPr>
-            <w:tcW w:w="0" w:type="auto"/>
-            <w:vAlign w:val="center"/>
-            <w:hideMark/>
-          </w:tcPr>
-          <w:p>
-            <w:r>
-              <w:t>ghr_burst_enable_sequence</w:t>
-            </w:r>
-          </w:p>
-        </w:tc>
-        <w:tc>
-          <w:tcPr>
-            <w:tcW w:w="0" w:type="auto"/>
-            <w:vAlign w:val="center"/>
-            <w:hideMark/>
-          </w:tcPr>
-          <w:p>
-            <w:r>
-              <w:t>Patterns such as 1110, 1100, 1000, and long disabled periods</w:t>
-            </w:r>
-          </w:p>
-        </w:tc>
-      </w:tr>
-      <w:tr>
-        <w:trPr>
-          <w:tblCellSpacing w:w="15" w:type="dxa"/>
-        </w:trPr>
-        <w:tc>
-          <w:tcPr>
-            <w:tcW w:w="0" w:type="auto"/>
-            <w:vAlign w:val="center"/>
-            <w:hideMark/>
-          </w:tcPr>
-          <w:p>
-            <w:r>
-              <w:t>5</w:t>
-            </w:r>
-          </w:p>
-        </w:tc>
-        <w:tc>
-          <w:tcPr>
-            <w:tcW w:w="0" w:type="auto"/>
-            <w:vAlign w:val="center"/>
-            <w:hideMark/>
-          </w:tcPr>
-          <w:p>
-            <w:r>
-              <w:t>ghr_packet_value_sequence</w:t>
-            </w:r>
-          </w:p>
-        </w:tc>
-        <w:tc>
-          <w:tcPr>
-            <w:tcW w:w="0" w:type="auto"/>
-            <w:vAlign w:val="center"/>
-            <w:hideMark/>
-          </w:tcPr>
-          <w:p>
-            <w:r>
-              <w:t>Valid packets 7'h00, 7'h01, 7'h7F, alternating-bit patterns; ensures packet value zero is not mistaken for invalid</w:t>
-            </w:r>
-          </w:p>
-        </w:tc>
-      </w:tr>
-      <w:tr>
-        <w:trPr>
-          <w:tblCellSpacing w:w="15" w:type="dxa"/>
-        </w:trPr>
-        <w:tc>
-          <w:tcPr>
-            <w:tcW w:w="0" w:type="auto"/>
-            <w:vAlign w:val="center"/>
-            <w:hideMark/>
-          </w:tcPr>
-          <w:p>
-            <w:r>
-              <w:t>6</w:t>
-            </w:r>
-          </w:p>
-        </w:tc>
-        <w:tc>
-          <w:tcPr>
-            <w:tcW w:w="0" w:type="auto"/>
-            <w:vAlign w:val="center"/>
-            <w:hideMark/>
-          </w:tcPr>
-          <w:p>
-            <w:r>
-              <w:t>ghr_bank_boundary_sequence</w:t>
-            </w:r>
-          </w:p>
-        </w:tc>
-        <w:tc>
-          <w:tcPr>
-            <w:tcW w:w="0" w:type="auto"/>
-            <w:vAlign w:val="center"/>
-            <w:hideMark/>
-          </w:tcPr>
-          <w:p>
-            <w:r>
-              <w:t>Writes across pointers 8→9, 17→18, 26→27 and 35→0</w:t>
-            </w:r>
-          </w:p>
-        </w:tc>
-      </w:tr>
-      <w:tr>
-        <w:trPr>
-          <w:tblCellSpacing w:w="15" w:type="dxa"/>
-        </w:trPr>
-        <w:tc>
-          <w:tcPr>
-            <w:tcW w:w="0" w:type="auto"/>
-            <w:vAlign w:val="center"/>
-            <w:hideMark/>
-          </w:tcPr>
-          <w:p>
-            <w:r>
-              <w:t>7</w:t>
-            </w:r>
-          </w:p>
-        </w:tc>
-        <w:tc>
-          <w:tcPr>
-            <w:tcW w:w="0" w:type="auto"/>
-            <w:vAlign w:val="center"/>
-            <w:hideMark/>
-          </w:tcPr>
-          <w:p>
-            <w:r>
-              <w:t>ghr_full_wrap_sequence</w:t>
-            </w:r>
-          </w:p>
-        </w:tc>
-        <w:tc>
-          <w:tcPr>
-            <w:tcW w:w="0" w:type="auto"/>
-            <w:vAlign w:val="center"/>
-            <w:hideMark/>
-          </w:tcPr>
-          <w:p>
-            <w:r>
-              <w:t>At least 40 writes; fills all 36 locations and overwrites pointers 0–3</w:t>
-            </w:r>
-          </w:p>
-        </w:tc>
-      </w:tr>
-      <w:tr>
-        <w:trPr>
-          <w:tblCellSpacing w:w="15" w:type="dxa"/>
-        </w:trPr>
-        <w:tc>
-          <w:tcPr>
-            <w:tcW w:w="0" w:type="auto"/>
-            <w:vAlign w:val="center"/>
-            <w:hideMark/>
-          </w:tcPr>
-          <w:p>
-            <w:r>
-              <w:t>8</w:t>
-            </w:r>
-          </w:p>
-        </w:tc>
-        <w:tc>
-          <w:tcPr>
-            <w:tcW w:w="0" w:type="auto"/>
-            <w:vAlign w:val="center"/>
-            <w:hideMark/>
-          </w:tcPr>
-          <w:p>
-            <w:r>
-              <w:t>ghr_tap_depth_sequence</w:t>
-            </w:r>
-          </w:p>
-        </w:tc>
-        <w:tc>
-          <w:tcPr>
-            <w:tcW w:w="0" w:type="auto"/>
-            <w:vAlign w:val="center"/>
-            <w:hideMark/>
-          </w:tcPr>
-          <w:p>
-            <w:r>
-              <w:t>Checks exact expiring packets for depths 2, 4, 6, 8, 12, 16 and 32</w:t>
-            </w:r>
-          </w:p>
-        </w:tc>
-      </w:tr>
-      <w:tr>
-        <w:trPr>
-          <w:tblCellSpacing w:w="15" w:type="dxa"/>
-        </w:trPr>
-        <w:tc>
-          <w:tcPr>
-            <w:tcW w:w="0" w:type="auto"/>
-            <w:vAlign w:val="center"/>
-            <w:hideMark/>
-          </w:tcPr>
-          <w:p>
-            <w:r>
-              <w:t>9</w:t>
-            </w:r>
-          </w:p>
-        </w:tc>
-        <w:tc>
-          <w:tcPr>
-            <w:tcW w:w="0" w:type="auto"/>
-            <w:vAlign w:val="center"/>
-            <w:hideMark/>
-          </w:tcPr>
-          <w:p>
-            <w:r>
-              <w:t>ghr_output_alignment_sequence</w:t>
-            </w:r>
-          </w:p>
-        </w:tc>
-        <w:tc>
-          <w:tcPr>
-            <w:tcW w:w="0" w:type="auto"/>
-            <w:vAlign w:val="center"/>
-            <w:hideMark/>
-          </w:tcPr>
-          <w:p>
-            <w:r>
-              <w:t>Associates every incoming_packet_o, expiring array and output_valid_o with the same accepted transaction</w:t>
-            </w:r>
-          </w:p>
-        </w:tc>
-      </w:tr>
-      <w:tr>
-        <w:trPr>
-          <w:tblCellSpacing w:w="15" w:type="dxa"/>
-        </w:trPr>
-        <w:tc>
-          <w:tcPr>
-            <w:tcW w:w="0" w:type="auto"/>
-            <w:vAlign w:val="center"/>
-            <w:hideMark/>
-          </w:tcPr>
-          <w:p>
-            <w:r>
-              <w:t>10</w:t>
-            </w:r>
-          </w:p>
-        </w:tc>
-        <w:tc>
-          <w:tcPr>
-            <w:tcW w:w="0" w:type="auto"/>
-            <w:vAlign w:val="center"/>
-            <w:hideMark/>
-          </w:tcPr>
-          <w:p>
-            <w:r>
-              <w:t>ghr_rollback_only_sequence</w:t>
-            </w:r>
-          </w:p>
-        </w:tc>
-        <w:tc>
-          <w:tcPr>
-            <w:tcW w:w="0" w:type="auto"/>
-            <w:vAlign w:val="center"/>
-            <w:hideMark/>
-          </w:tcPr>
-          <w:p>
-            <w:r>
-              <w:t>Misprediction without replacement branch at several legal depths</w:t>
-            </w:r>
-          </w:p>
-        </w:tc>
-      </w:tr>
-      <w:tr>
-        <w:trPr>
-          <w:tblCellSpacing w:w="15" w:type="dxa"/>
-        </w:trPr>
-        <w:tc>
-          <w:tcPr>
-            <w:tcW w:w="0" w:type="auto"/>
-            <w:vAlign w:val="center"/>
-            <w:hideMark/>
-          </w:tcPr>
-          <w:p>
-            <w:r>
-              <w:t>11</w:t>
-            </w:r>
-          </w:p>
-        </w:tc>
-        <w:tc>
-          <w:tcPr>
-            <w:tcW w:w="0" w:type="auto"/>
-            <w:vAlign w:val="center"/>
-            <w:hideMark/>
-          </w:tcPr>
-          <w:p>
-            <w:r>
-              <w:t>ghr_rollback_across_zero_sequence</w:t>
-            </w:r>
-          </w:p>
-        </w:tc>
-        <w:tc>
-          <w:tcPr>
-            <w:tcW w:w="0" w:type="auto"/>
-            <w:vAlign w:val="center"/>
-            <w:hideMark/>
-          </w:tcPr>
-          <w:p>
-            <w:r>
-              <w:t>Rollback when head_ptr &lt; rollback_depth, such as pointer 3 minus depth 8 → pointer 31</w:t>
-            </w:r>
-          </w:p>
-        </w:tc>
-      </w:tr>
-      <w:tr>
-        <w:trPr>
-          <w:tblCellSpacing w:w="15" w:type="dxa"/>
-        </w:trPr>
-        <w:tc>
-          <w:tcPr>
-            <w:tcW w:w="0" w:type="auto"/>
-            <w:vAlign w:val="center"/>
-            <w:hideMark/>
-          </w:tcPr>
-          <w:p>
-            <w:r>
-              <w:t>12</w:t>
-            </w:r>
-          </w:p>
-        </w:tc>
-        <w:tc>
-          <w:tcPr>
-            <w:tcW w:w="0" w:type="auto"/>
-            <w:vAlign w:val="center"/>
-            <w:hideMark/>
-          </w:tcPr>
-          <w:p>
-            <w:r>
-              <w:t>ghr_rollback_replacement_sequence</w:t>
-            </w:r>
-          </w:p>
-        </w:tc>
-        <w:tc>
-          <w:tcPr>
-            <w:tcW w:w="0" w:type="auto"/>
-            <w:vAlign w:val="center"/>
-            <w:hideMark/>
-          </w:tcPr>
-          <w:p>
-            <w:r>
-              <w:t>Simultaneous misprediction_i=1 and br_valid_i=1; replacement written at recovered pointer</w:t>
-            </w:r>
-          </w:p>
-        </w:tc>
-      </w:tr>
-      <w:tr>
-        <w:trPr>
-          <w:tblCellSpacing w:w="15" w:type="dxa"/>
-        </w:trPr>
-        <w:tc>
-          <w:tcPr>
-            <w:tcW w:w="0" w:type="auto"/>
-            <w:vAlign w:val="center"/>
-            <w:hideMark/>
-          </w:tcPr>
-          <w:p>
-            <w:r>
-              <w:t>13</w:t>
-            </w:r>
-          </w:p>
-        </w:tc>
-        <w:tc>
-          <w:tcPr>
-            <w:tcW w:w="0" w:type="auto"/>
-            <w:vAlign w:val="center"/>
-            <w:hideMark/>
-          </w:tcPr>
-          <w:p>
-            <w:r>
-              <w:t>ghr_back_to_back_rollback_sequence</w:t>
-            </w:r>
-          </w:p>
-        </w:tc>
-        <w:tc>
-          <w:tcPr>
-            <w:tcW w:w="0" w:type="auto"/>
-            <w:vAlign w:val="center"/>
-            <w:hideMark/>
-          </w:tcPr>
-          <w:p>
-            <w:r>
-              <w:t>Consecutive rollback-only and rollback-with-replacement operations</w:t>
-            </w:r>
-          </w:p>
-        </w:tc>
-      </w:tr>
-      <w:tr>
-        <w:trPr>
-          <w:tblCellSpacing w:w="15" w:type="dxa"/>
-        </w:trPr>
-        <w:tc>
-          <w:tcPr>
-            <w:tcW w:w="0" w:type="auto"/>
-            <w:vAlign w:val="center"/>
-            <w:hideMark/>
-          </w:tcPr>
-          <w:p>
-            <w:r>
-              <w:t>14</w:t>
-            </w:r>
-          </w:p>
-        </w:tc>
-        <w:tc>
-          <w:tcPr>
-            <w:tcW w:w="0" w:type="auto"/>
-            <w:vAlign w:val="center"/>
-            <w:hideMark/>
-          </w:tcPr>
-          <w:p>
-            <w:r>
-              <w:t>ghr_operation_transition_sequence</w:t>
-            </w:r>
-          </w:p>
-        </w:tc>
-        <w:tc>
-          <w:tcPr>
-            <w:tcW w:w="0" w:type="auto"/>
-            <w:vAlign w:val="center"/>
-            <w:hideMark/>
-          </w:tcPr>
-          <w:p>
-            <w:r>
-              <w:t>Exercises transitions between idle, branch, rollback and rollback+replacement modes</w:t>
-            </w:r>
-          </w:p>
-        </w:tc>
-      </w:tr>
-      <w:tr>
-        <w:trPr>
-          <w:tblCellSpacing w:w="15" w:type="dxa"/>
-        </w:trPr>
-        <w:tc>
-          <w:tcPr>
-            <w:tcW w:w="0" w:type="auto"/>
-            <w:vAlign w:val="center"/>
-            <w:hideMark/>
-          </w:tcPr>
-          <w:p>
-            <w:r>
-              <w:lastRenderedPageBreak/>
-              <w:t>15</w:t>
-            </w:r>
-          </w:p>
-        </w:tc>
-        <w:tc>
-          <w:tcPr>
-            <w:tcW w:w="0" w:type="auto"/>
-            <w:vAlign w:val="center"/>
-            <w:hideMark/>
-          </w:tcPr>
-          <w:p>
-            <w:r>
-              <w:t>ghr_recovery_stall_sequence</w:t>
-            </w:r>
-          </w:p>
-        </w:tc>
-        <w:tc>
-          <w:tcPr>
-            <w:tcW w:w="0" w:type="auto"/>
-            <w:vAlign w:val="center"/>
-            <w:hideMark/>
-          </w:tcPr>
-          <w:p>
-            <w:r>
-              <w:t>Assert recovery while a transaction is pending; pointer, memory and pipeline data must hold</w:t>
-            </w:r>
-          </w:p>
-        </w:tc>
-      </w:tr>
-      <w:tr>
-        <w:trPr>
-          <w:tblCellSpacing w:w="15" w:type="dxa"/>
-        </w:trPr>
-        <w:tc>
-          <w:tcPr>
-            <w:tcW w:w="0" w:type="auto"/>
-            <w:vAlign w:val="center"/>
-            <w:hideMark/>
-          </w:tcPr>
-          <w:p>
-            <w:r>
-              <w:t>16</w:t>
-            </w:r>
-          </w:p>
-        </w:tc>
-        <w:tc>
-          <w:tcPr>
-            <w:tcW w:w="0" w:type="auto"/>
-            <w:vAlign w:val="center"/>
-            <w:hideMark/>
-          </w:tcPr>
-          <w:p>
-            <w:r>
-              <w:t>ghr_misprediction_recovery_sequence</w:t>
-            </w:r>
-          </w:p>
-        </w:tc>
-        <w:tc>
-          <w:tcPr>
-            <w:tcW w:w="0" w:type="auto"/>
-            <w:vAlign w:val="center"/>
-            <w:hideMark/>
-          </w:tcPr>
-          <w:p>
-            <w:r>
-              <w:t>Misprediction accepted first, recovery asserted on following cycle, transaction released after recovery</w:t>
-            </w:r>
-          </w:p>
-        </w:tc>
-      </w:tr>
-      <w:tr>
-        <w:trPr>
-          <w:tblCellSpacing w:w="15" w:type="dxa"/>
-        </w:trPr>
-        <w:tc>
-          <w:tcPr>
-            <w:tcW w:w="0" w:type="auto"/>
-            <w:vAlign w:val="center"/>
-            <w:hideMark/>
-          </w:tcPr>
-          <w:p>
-            <w:r>
-              <w:t>17</w:t>
-            </w:r>
-          </w:p>
-        </w:tc>
-        <w:tc>
-          <w:tcPr>
-            <w:tcW w:w="0" w:type="auto"/>
-            <w:vAlign w:val="center"/>
-            <w:hideMark/>
-          </w:tcPr>
-          <w:p>
-            <w:r>
-              <w:t>ghr_enable_recovery_interaction_sequence</w:t>
-            </w:r>
-          </w:p>
-        </w:tc>
-        <w:tc>
-          <w:tcPr>
-            <w:tcW w:w="0" w:type="auto"/>
-            <w:vAlign w:val="center"/>
-            <w:hideMark/>
-          </w:tcPr>
-          <w:p>
-            <w:r>
-              <w:t>Enable and recovery toggle independently, including recovery during an enable gap</w:t>
-            </w:r>
-          </w:p>
-        </w:tc>
-      </w:tr>
-      <w:tr>
-        <w:trPr>
-          <w:tblCellSpacing w:w="15" w:type="dxa"/>
-        </w:trPr>
-        <w:tc>
-          <w:tcPr>
-            <w:tcW w:w="0" w:type="auto"/>
-            <w:vAlign w:val="center"/>
-            <w:hideMark/>
-          </w:tcPr>
-          <w:p>
-            <w:r>
-              <w:t>18</w:t>
-            </w:r>
-          </w:p>
-        </w:tc>
-        <w:tc>
-          <w:tcPr>
-            <w:tcW w:w="0" w:type="auto"/>
-            <w:vAlign w:val="center"/>
-            <w:hideMark/>
-          </w:tcPr>
-          <w:p>
-            <w:r>
-              <w:t>ghr_async_reset_sequence</w:t>
-            </w:r>
-          </w:p>
-        </w:tc>
-        <w:tc>
-          <w:tcPr>
-            <w:tcW w:w="0" w:type="auto"/>
-            <w:vAlign w:val="center"/>
-            <w:hideMark/>
-          </w:tcPr>
-          <w:p>
-            <w:r>
-              <w:t>Assert reset during branch traffic, during an enable stall, during rollback and during recovery</w:t>
-            </w:r>
-          </w:p>
-        </w:tc>
-      </w:tr>
-      <w:tr>
-        <w:trPr>
-          <w:tblCellSpacing w:w="15" w:type="dxa"/>
-        </w:trPr>
-        <w:tc>
-          <w:tcPr>
-            <w:tcW w:w="0" w:type="auto"/>
-            <w:vAlign w:val="center"/>
-            <w:hideMark/>
-          </w:tcPr>
-          <w:p>
-            <w:r>
-              <w:t>19</w:t>
-            </w:r>
-          </w:p>
-        </w:tc>
-        <w:tc>
-          <w:tcPr>
-            <w:tcW w:w="0" w:type="auto"/>
-            <w:vAlign w:val="center"/>
-            <w:hideMark/>
-          </w:tcPr>
-          <w:p>
-            <w:r>
-              <w:t>ghr_constrained_random_sequence</w:t>
-            </w:r>
-          </w:p>
-        </w:tc>
-        <w:tc>
-          <w:tcPr>
-            <w:tcW w:w="0" w:type="auto"/>
-            <w:vAlign w:val="center"/>
-            <w:hideMark/>
-          </w:tcPr>
-          <w:p>
-            <w:r>
-              <w:t>Thousands of legal mixed transactions with a complete reference model</w:t>
-            </w:r>
-          </w:p>
-        </w:tc>
-      </w:tr>
-      <w:tr>
-        <w:trPr>
-          <w:tblCellSpacing w:w="15" w:type="dxa"/>
-        </w:trPr>
-        <w:tc>
-          <w:tcPr>
-            <w:tcW w:w="0" w:type="auto"/>
-            <w:vAlign w:val="center"/>
-            <w:hideMark/>
-          </w:tcPr>
-          <w:p>
-            <w:r>
-              <w:t>20</w:t>
-            </w:r>
-          </w:p>
-        </w:tc>
-        <w:tc>
-          <w:tcPr>
-            <w:tcW w:w="0" w:type="auto"/>
-            <w:vAlign w:val="center"/>
-            <w:hideMark/>
-          </w:tcPr>
-          <w:p>
-            <w:r>
-              <w:t>ghr_illegal_protocol_sequence</w:t>
-            </w:r>
-          </w:p>
-        </w:tc>
-        <w:tc>
-          <w:tcPr>
-            <w:tcW w:w="0" w:type="auto"/>
-            <w:vAlign w:val="center"/>
-            <w:hideMark/>
-          </w:tcPr>
-          <w:p>
-            <w:r>
-              <w:t>Zero rollback depth, depth ≥36, unknown inputs, or unsupported simultaneous controls</w:t>
-            </w:r>
-          </w:p>
-        </w:tc>
-      </w:tr>
-    </w:tbl>
-    <w:p/>
+    <w:p>
+      <w:pPr>
+        <w:pStyle w:val="ListParagraph"/>
+        <w:numPr>
+          <w:ilvl w:val="0"/>
+          <w:numId w:val="1"/>
+        </w:numPr>
+      </w:pPr>
+      <w:proofErr w:type="spellStart"/>
+      <w:r>
+        <w:t>ghr_reset_idle_sequence</w:t>
+      </w:r>
+      <w:proofErr w:type="spellEnd"/>
+      <w:r>
+        <w:t xml:space="preserve"> - </w:t>
+      </w:r>
+      <w:r>
+        <w:t xml:space="preserve"> </w:t>
+      </w:r>
+      <w:r>
+        <w:t>Reset values, several enabled-idle cycles, several disabled cycles, no unintended pointer or memory movement</w:t>
+      </w:r>
+      <w:r>
+        <w:t>.</w:t>
+      </w:r>
+    </w:p>
+    <w:p>
+      <w:pPr>
+        <w:pStyle w:val="ListParagraph"/>
+        <w:numPr>
+          <w:ilvl w:val="0"/>
+          <w:numId w:val="1"/>
+        </w:numPr>
+      </w:pPr>
+      <w:proofErr w:type="spellStart"/>
+      <w:r>
+        <w:t>ghr_continuous_write_sequence</w:t>
+      </w:r>
+      <w:proofErr w:type="spellEnd"/>
+      <w:r>
+        <w:t xml:space="preserve"> -  </w:t>
+      </w:r>
+      <w:r>
+        <w:t xml:space="preserve">Continuous </w:t>
+      </w:r>
+      <w:proofErr w:type="spellStart"/>
+      <w:r>
+        <w:t>en_i</w:t>
+      </w:r>
+      <w:proofErr w:type="spellEnd"/>
+      <w:r>
+        <w:t>=1, one new branch every cycle, pipeline fill/drain, consecutive memory locations</w:t>
+      </w:r>
+    </w:p>
+    <w:p>
+      <w:pPr>
+        <w:pStyle w:val="ListParagraph"/>
+        <w:numPr>
+          <w:ilvl w:val="0"/>
+          <w:numId w:val="1"/>
+        </w:numPr>
+      </w:pPr>
+      <w:proofErr w:type="spellStart"/>
+      <w:r>
+        <w:t>ghr_alternating_enable_sequence</w:t>
+      </w:r>
+      <w:proofErr w:type="spellEnd"/>
+      <w:r>
+        <w:t xml:space="preserve"> - </w:t>
+      </w:r>
+      <w:r>
+        <w:t>Repeating 1,0 enable pattern; transaction must survive every disabled cycle</w:t>
+      </w:r>
+    </w:p>
+    <w:p>
+      <w:pPr>
+        <w:pStyle w:val="ListParagraph"/>
+        <w:numPr>
+          <w:ilvl w:val="0"/>
+          <w:numId w:val="1"/>
+        </w:numPr>
+      </w:pPr>
+      <w:proofErr w:type="spellStart"/>
+      <w:r>
+        <w:t>ghr_burst_enable_sequence</w:t>
+      </w:r>
+      <w:proofErr w:type="spellEnd"/>
+      <w:r>
+        <w:t xml:space="preserve"> - </w:t>
+      </w:r>
+      <w:r>
+        <w:t>Patterns such as 1110, 1100, 1000, and long disabled periods</w:t>
+      </w:r>
+    </w:p>
+    <w:p>
+      <w:pPr>
+        <w:pStyle w:val="ListParagraph"/>
+        <w:numPr>
+          <w:ilvl w:val="0"/>
+          <w:numId w:val="1"/>
+        </w:numPr>
+      </w:pPr>
+      <w:proofErr w:type="spellStart"/>
+      <w:r>
+        <w:t>ghr_packet_value_sequence</w:t>
+      </w:r>
+      <w:proofErr w:type="spellEnd"/>
+      <w:r>
+        <w:t xml:space="preserve"> - </w:t>
+      </w:r>
+      <w:r>
+        <w:t>Valid packets 7'h00, 7'h01, 7'h7F, alternating-bit patterns; ensures packet value zero is not mistaken for invalid</w:t>
+      </w:r>
+    </w:p>
+    <w:p>
+      <w:pPr>
+        <w:pStyle w:val="ListParagraph"/>
+        <w:numPr>
+          <w:ilvl w:val="0"/>
+          <w:numId w:val="1"/>
+        </w:numPr>
+      </w:pPr>
+      <w:proofErr w:type="spellStart"/>
+      <w:r>
+        <w:t>ghr_bank_boundary_sequence</w:t>
+      </w:r>
+      <w:proofErr w:type="spellEnd"/>
+      <w:r>
+        <w:t xml:space="preserve"> - </w:t>
+      </w:r>
+      <w:r>
+        <w:t>Writes across pointers 8→9, 17→18, 26→27 and 35→0</w:t>
+      </w:r>
+    </w:p>
+    <w:p>
+      <w:pPr>
+        <w:pStyle w:val="ListParagraph"/>
+        <w:numPr>
+          <w:ilvl w:val="0"/>
+          <w:numId w:val="1"/>
+        </w:numPr>
+      </w:pPr>
+      <w:proofErr w:type="spellStart"/>
+      <w:r>
+        <w:t>ghr_full_wrap_sequence</w:t>
+      </w:r>
+      <w:proofErr w:type="spellEnd"/>
+      <w:r>
+        <w:t xml:space="preserve"> - </w:t>
+      </w:r>
+      <w:r>
+        <w:t>At least 40 writes; fills all 36 locations and overwrites pointers 0–3</w:t>
+      </w:r>
+    </w:p>
+    <w:p>
+      <w:pPr>
+        <w:pStyle w:val="ListParagraph"/>
+        <w:numPr>
+          <w:ilvl w:val="0"/>
+          <w:numId w:val="1"/>
+        </w:numPr>
+      </w:pPr>
+      <w:proofErr w:type="spellStart"/>
+      <w:r>
+        <w:t>ghr_tap_depth_sequence</w:t>
+      </w:r>
+      <w:proofErr w:type="spellEnd"/>
+      <w:r>
+        <w:t xml:space="preserve">-  </w:t>
+      </w:r>
+      <w:r>
+        <w:t>Checks exact expiring packets for depths 2, 4, 6, 8, 12, 16 and 32</w:t>
+      </w:r>
+    </w:p>
+    <w:p>
+      <w:pPr>
+        <w:pStyle w:val="ListParagraph"/>
+        <w:numPr>
+          <w:ilvl w:val="0"/>
+          <w:numId w:val="1"/>
+        </w:numPr>
+      </w:pPr>
+      <w:proofErr w:type="spellStart"/>
+      <w:r>
+        <w:t>ghr_output_alignment_sequence</w:t>
+      </w:r>
+      <w:proofErr w:type="spellEnd"/>
+      <w:r>
+        <w:t xml:space="preserve"> - </w:t>
+      </w:r>
+      <w:r>
+        <w:t xml:space="preserve">Associates every </w:t>
+      </w:r>
+      <w:proofErr w:type="spellStart"/>
+      <w:r>
+        <w:t>incoming_packet_o</w:t>
+      </w:r>
+      <w:proofErr w:type="spellEnd"/>
+      <w:r>
+        <w:t xml:space="preserve">, expiring array and </w:t>
+      </w:r>
+      <w:proofErr w:type="spellStart"/>
+      <w:r>
+        <w:t>output_valid_o</w:t>
+      </w:r>
+      <w:proofErr w:type="spellEnd"/>
+      <w:r>
+        <w:t xml:space="preserve"> with the same accepted transaction</w:t>
+      </w:r>
+    </w:p>
+    <w:p>
+      <w:pPr>
+        <w:pStyle w:val="ListParagraph"/>
+        <w:numPr>
+          <w:ilvl w:val="0"/>
+          <w:numId w:val="1"/>
+        </w:numPr>
+      </w:pPr>
+      <w:proofErr w:type="spellStart"/>
+      <w:r>
+        <w:t>ghr_rollback_only_sequence</w:t>
+      </w:r>
+      <w:proofErr w:type="spellEnd"/>
+      <w:r>
+        <w:t xml:space="preserve"> - </w:t>
+      </w:r>
+      <w:r>
+        <w:t>Misprediction without replacement branch at several legal depths</w:t>
+      </w:r>
+    </w:p>
+    <w:p>
+      <w:pPr>
+        <w:pStyle w:val="ListParagraph"/>
+        <w:numPr>
+          <w:ilvl w:val="0"/>
+          <w:numId w:val="1"/>
+        </w:numPr>
+      </w:pPr>
+      <w:proofErr w:type="spellStart"/>
+      <w:r>
+        <w:t>ghr_rollback_across_zero_sequence</w:t>
+      </w:r>
+      <w:proofErr w:type="spellEnd"/>
+      <w:r>
+        <w:t xml:space="preserve">  -  </w:t>
+      </w:r>
+      <w:r>
+        <w:t xml:space="preserve">Rollback when </w:t>
+      </w:r>
+      <w:proofErr w:type="spellStart"/>
+      <w:r>
+        <w:t>head_ptr</w:t>
+      </w:r>
+      <w:proofErr w:type="spellEnd"/>
+      <w:r>
+        <w:t xml:space="preserve"> &lt; </w:t>
+      </w:r>
+      <w:proofErr w:type="spellStart"/>
+      <w:r>
+        <w:t>rollback_depth</w:t>
+      </w:r>
+      <w:proofErr w:type="spellEnd"/>
+      <w:r>
+        <w:t>, such as pointer 3 minus depth 8 → pointer 31</w:t>
+      </w:r>
+    </w:p>
+    <w:p>
+      <w:pPr>
+        <w:pStyle w:val="ListParagraph"/>
+        <w:numPr>
+          <w:ilvl w:val="0"/>
+          <w:numId w:val="1"/>
+        </w:numPr>
+      </w:pPr>
+      <w:proofErr w:type="spellStart"/>
+      <w:r>
+        <w:t>ghr_rollback_replacement_sequence</w:t>
+      </w:r>
+      <w:proofErr w:type="spellEnd"/>
+      <w:r>
+        <w:t xml:space="preserve">  -  </w:t>
+      </w:r>
+      <w:r>
+        <w:t xml:space="preserve">Simultaneous </w:t>
+      </w:r>
+      <w:proofErr w:type="spellStart"/>
+      <w:r>
+        <w:t>misprediction_i</w:t>
+      </w:r>
+      <w:proofErr w:type="spellEnd"/>
+      <w:r>
+        <w:t xml:space="preserve">=1 and </w:t>
+      </w:r>
+      <w:proofErr w:type="spellStart"/>
+      <w:r>
+        <w:t>br_valid_i</w:t>
+      </w:r>
+      <w:proofErr w:type="spellEnd"/>
+      <w:r>
+        <w:t>=1; replacement written at recovered pointer</w:t>
+      </w:r>
+    </w:p>
+    <w:p>
+      <w:pPr>
+        <w:pStyle w:val="ListParagraph"/>
+        <w:numPr>
+          <w:ilvl w:val="0"/>
+          <w:numId w:val="1"/>
+        </w:numPr>
+      </w:pPr>
+      <w:proofErr w:type="spellStart"/>
+      <w:r>
+        <w:t>ghr_back_to_back_rollback_sequence</w:t>
+      </w:r>
+      <w:proofErr w:type="spellEnd"/>
+      <w:r>
+        <w:t xml:space="preserve"> --  </w:t>
+      </w:r>
+      <w:r>
+        <w:t>Consecutive rollback-only and rollback-with-replacement operations</w:t>
+      </w:r>
+    </w:p>
+    <w:p>
+      <w:pPr>
+        <w:pStyle w:val="ListParagraph"/>
+        <w:numPr>
+          <w:ilvl w:val="0"/>
+          <w:numId w:val="1"/>
+        </w:numPr>
+      </w:pPr>
+      <w:proofErr w:type="spellStart"/>
+      <w:r>
+        <w:t>ghr_operation_transition_sequence</w:t>
+      </w:r>
+      <w:proofErr w:type="spellEnd"/>
+      <w:r>
+        <w:t xml:space="preserve"> -  </w:t>
+      </w:r>
+      <w:r>
+        <w:t xml:space="preserve">Exercises transitions between idle, branch, rollback and </w:t>
+      </w:r>
+      <w:proofErr w:type="spellStart"/>
+      <w:r>
+        <w:t>rollback+replacement</w:t>
+      </w:r>
+      <w:proofErr w:type="spellEnd"/>
+      <w:r>
+        <w:t xml:space="preserve"> modes</w:t>
+      </w:r>
+    </w:p>
+    <w:p>
+      <w:pPr>
+        <w:pStyle w:val="ListParagraph"/>
+        <w:numPr>
+          <w:ilvl w:val="0"/>
+          <w:numId w:val="1"/>
+        </w:numPr>
+      </w:pPr>
+      <w:r>
+        <w:br/>
+      </w:r>
+      <w:proofErr w:type="spellStart"/>
+      <w:r>
+        <w:t>ghr_recovery_stall_sequence</w:t>
+      </w:r>
+      <w:proofErr w:type="spellEnd"/>
+      <w:r>
+        <w:t xml:space="preserve"> - </w:t>
+      </w:r>
+      <w:r>
+        <w:t>Assert recovery while a transaction is pending; pointer, memory and pipeline data must hold</w:t>
+      </w:r>
+    </w:p>
+    <w:p>
+      <w:pPr>
+        <w:pStyle w:val="ListParagraph"/>
+        <w:numPr>
+          <w:ilvl w:val="0"/>
+          <w:numId w:val="1"/>
+        </w:numPr>
+      </w:pPr>
+      <w:proofErr w:type="spellStart"/>
+      <w:r>
+        <w:t>ghr_misprediction_recovery_sequence</w:t>
+      </w:r>
+      <w:proofErr w:type="spellEnd"/>
+      <w:r>
+        <w:t xml:space="preserve"> -  </w:t>
+      </w:r>
+      <w:r>
+        <w:t>Misprediction accepted first, recovery asserted on following cycle, transaction released after recovery</w:t>
+      </w:r>
+    </w:p>
+    <w:p>
+      <w:pPr>
+        <w:pStyle w:val="ListParagraph"/>
+        <w:numPr>
+          <w:ilvl w:val="0"/>
+          <w:numId w:val="1"/>
+        </w:numPr>
+      </w:pPr>
+      <w:proofErr w:type="spellStart"/>
+      <w:r>
+        <w:t>ghr_enable_recovery_interaction_sequence</w:t>
+      </w:r>
+      <w:proofErr w:type="spellEnd"/>
+      <w:r>
+        <w:t xml:space="preserve"> -  </w:t>
+      </w:r>
+      <w:r>
+        <w:t>Enable and recovery toggle independently, including recovery during an enable gap</w:t>
+      </w:r>
+    </w:p>
+    <w:p>
+      <w:pPr>
+        <w:pStyle w:val="ListParagraph"/>
+        <w:numPr>
+          <w:ilvl w:val="0"/>
+          <w:numId w:val="1"/>
+        </w:numPr>
+      </w:pPr>
+      <w:proofErr w:type="spellStart"/>
+      <w:r>
+        <w:t>ghr_async_reset_sequence</w:t>
+      </w:r>
+      <w:proofErr w:type="spellEnd"/>
+      <w:r>
+        <w:t xml:space="preserve"> - </w:t>
+      </w:r>
+      <w:r>
+        <w:t>Assert reset during branch traffic, during an enable stall, during rollback and during recovery</w:t>
+      </w:r>
+    </w:p>
+    <w:p>
+      <w:pPr>
+        <w:pStyle w:val="ListParagraph"/>
+        <w:numPr>
+          <w:ilvl w:val="0"/>
+          <w:numId w:val="1"/>
+        </w:numPr>
+      </w:pPr>
+      <w:proofErr w:type="spellStart"/>
+      <w:r>
+        <w:t>ghr_constrained_random_sequence</w:t>
+      </w:r>
+      <w:proofErr w:type="spellEnd"/>
+      <w:r>
+        <w:t xml:space="preserve"> -  </w:t>
+      </w:r>
+      <w:r>
+        <w:t>Thousands of legal mixed transactions with a complete reference model</w:t>
+      </w:r>
+    </w:p>
+    <w:p>
+      <w:pPr>
+        <w:pStyle w:val="ListParagraph"/>
+        <w:numPr>
+          <w:ilvl w:val="0"/>
+          <w:numId w:val="1"/>
+        </w:numPr>
+      </w:pPr>
+      <w:proofErr w:type="spellStart"/>
+      <w:r>
+        <w:t>ghr_illegal_protocol_sequence</w:t>
+      </w:r>
+      <w:proofErr w:type="spellEnd"/>
+      <w:r>
+        <w:t xml:space="preserve"> - </w:t>
+      </w:r>
+      <w:r>
+        <w:t>Zero rollback depth, depth ≥36, unknown inputs, or unsupported simultaneous controls</w:t>
+      </w:r>
+    </w:p>
     <w:sectPr>
       <w:pgSz w:w="11906" w:h="16838"/>
       <w:pgMar w:top="1440" w:right="1440" w:bottom="1440" w:left="1440" w:header="708" w:footer="708" w:gutter="0"/>
@@ -922,6 +483,127 @@
     </w:sectPr>
   </w:body>
 </w:document>
+</file>
+
+<file path=word/numbering.xml><?xml version="1.0" encoding="utf-8"?>
+<w:numbering xmlns:wpc="http://schemas.microsoft.com/office/word/2010/wordprocessingCanvas" xmlns:cx="http://schemas.microsoft.com/office/drawing/2014/chartex" xmlns:cx1="http://schemas.microsoft.com/office/drawing/2015/9/8/chartex" xmlns:cx2="http://schemas.microsoft.com/office/drawing/2015/10/21/chartex" xmlns:cx3="http://schemas.microsoft.com/office/drawing/2016/5/9/chartex" xmlns:cx4="http://schemas.microsoft.com/office/drawing/2016/5/10/chartex" xmlns:cx5="http://schemas.microsoft.com/office/drawing/2016/5/11/chartex" xmlns:cx6="http://schemas.microsoft.com/office/drawing/2016/5/12/chartex" xmlns:cx7="http://schemas.microsoft.com/office/drawing/2016/5/13/chartex" xmlns:cx8="http://schemas.microsoft.com/office/drawing/2016/5/14/chartex" xmlns:mc="http://schemas.openxmlformats.org/markup-compatibility/2006" xmlns:aink="http://schemas.microsoft.com/office/drawing/2016/ink" xmlns:am3d="http://schemas.microsoft.com/office/drawing/2017/model3d" xmlns:o="urn:schemas-microsoft-com:office:office" xmlns:oel="http://schemas.microsoft.com/office/2019/extlst" xmlns:r="http://schemas.openxmlformats.org/officeDocument/2006/relationships" xmlns:m="http://schemas.openxmlformats.org/officeDocument/2006/math" xmlns:v="urn:schemas-microsoft-com:vml" xmlns:wp14="http://schemas.microsoft.com/office/word/2010/wordprocessingDrawing" xmlns:wp="http://schemas.openxmlformats.org/drawingml/2006/wordprocessingDrawing" xmlns:w10="urn:schemas-microsoft-com:office:word" xmlns:w="http://schemas.openxmlformats.org/wordprocessingml/2006/main" xmlns:w14="http://schemas.microsoft.com/office/word/2010/wordml" xmlns:w15="http://schemas.microsoft.com/office/word/2012/wordml" xmlns:w16cex="http://schemas.microsoft.com/office/word/2018/wordml/cex" xmlns:w16cid="http://schemas.microsoft.com/office/word/2016/wordml/cid" xmlns:w16="http://schemas.microsoft.com/office/word/2018/wordml" xmlns:w16du="http://schemas.microsoft.com/office/word/2023/wordml/word16du" xmlns:w16sdtdh="http://schemas.microsoft.com/office/word/2020/wordml/sdtdatahash" xmlns:w16sdtfl="http://schemas.microsoft.com/office/word/2024/wordml/sdtformatlock" xmlns:w16se="http://schemas.microsoft.com/office/word/2015/wordml/symex" xmlns:wpg="http://schemas.microsoft.com/office/word/2010/wordprocessingGroup" xmlns:wpi="http://schemas.microsoft.com/office/word/2010/wordprocessingInk" xmlns:wne="http://schemas.microsoft.com/office/word/2006/wordml" xmlns:wps="http://schemas.microsoft.com/office/word/2010/wordprocessingShape" mc:Ignorable="w14 w15 w16se w16cid w16 w16cex w16sdtdh w16sdtfl w16du wp14">
+  <w:abstractNum w:abstractNumId="0" w15:restartNumberingAfterBreak="0">
+    <w:nsid w:val="1FA129B8"/>
+    <w:multiLevelType w:val="hybridMultilevel"/>
+    <w:tmpl w:val="411409BC"/>
+    <w:lvl w:ilvl="0" w:tplc="40090001">
+      <w:start w:val="1"/>
+      <w:numFmt w:val="bullet"/>
+      <w:lvlText w:val=""/>
+      <w:lvlJc w:val="left"/>
+      <w:pPr>
+        <w:ind w:left="720" w:hanging="360"/>
+      </w:pPr>
+      <w:rPr>
+        <w:rFonts w:ascii="Symbol" w:hAnsi="Symbol" w:hint="default"/>
+      </w:rPr>
+    </w:lvl>
+    <w:lvl w:ilvl="1" w:tplc="40090003" w:tentative="1">
+      <w:start w:val="1"/>
+      <w:numFmt w:val="bullet"/>
+      <w:lvlText w:val="o"/>
+      <w:lvlJc w:val="left"/>
+      <w:pPr>
+        <w:ind w:left="1440" w:hanging="360"/>
+      </w:pPr>
+      <w:rPr>
+        <w:rFonts w:ascii="Courier New" w:hAnsi="Courier New" w:cs="Courier New" w:hint="default"/>
+      </w:rPr>
+    </w:lvl>
+    <w:lvl w:ilvl="2" w:tplc="40090005" w:tentative="1">
+      <w:start w:val="1"/>
+      <w:numFmt w:val="bullet"/>
+      <w:lvlText w:val=""/>
+      <w:lvlJc w:val="left"/>
+      <w:pPr>
+        <w:ind w:left="2160" w:hanging="360"/>
+      </w:pPr>
+      <w:rPr>
+        <w:rFonts w:ascii="Wingdings" w:hAnsi="Wingdings" w:hint="default"/>
+      </w:rPr>
+    </w:lvl>
+    <w:lvl w:ilvl="3" w:tplc="40090001" w:tentative="1">
+      <w:start w:val="1"/>
+      <w:numFmt w:val="bullet"/>
+      <w:lvlText w:val=""/>
+      <w:lvlJc w:val="left"/>
+      <w:pPr>
+        <w:ind w:left="2880" w:hanging="360"/>
+      </w:pPr>
+      <w:rPr>
+        <w:rFonts w:ascii="Symbol" w:hAnsi="Symbol" w:hint="default"/>
+      </w:rPr>
+    </w:lvl>
+    <w:lvl w:ilvl="4" w:tplc="40090003" w:tentative="1">
+      <w:start w:val="1"/>
+      <w:numFmt w:val="bullet"/>
+      <w:lvlText w:val="o"/>
+      <w:lvlJc w:val="left"/>
+      <w:pPr>
+        <w:ind w:left="3600" w:hanging="360"/>
+      </w:pPr>
+      <w:rPr>
+        <w:rFonts w:ascii="Courier New" w:hAnsi="Courier New" w:cs="Courier New" w:hint="default"/>
+      </w:rPr>
+    </w:lvl>
+    <w:lvl w:ilvl="5" w:tplc="40090005" w:tentative="1">
+      <w:start w:val="1"/>
+      <w:numFmt w:val="bullet"/>
+      <w:lvlText w:val=""/>
+      <w:lvlJc w:val="left"/>
+      <w:pPr>
+        <w:ind w:left="4320" w:hanging="360"/>
+      </w:pPr>
+      <w:rPr>
+        <w:rFonts w:ascii="Wingdings" w:hAnsi="Wingdings" w:hint="default"/>
+      </w:rPr>
+    </w:lvl>
+    <w:lvl w:ilvl="6" w:tplc="40090001" w:tentative="1">
+      <w:start w:val="1"/>
+      <w:numFmt w:val="bullet"/>
+      <w:lvlText w:val=""/>
+      <w:lvlJc w:val="left"/>
+      <w:pPr>
+        <w:ind w:left="5040" w:hanging="360"/>
+      </w:pPr>
+      <w:rPr>
+        <w:rFonts w:ascii="Symbol" w:hAnsi="Symbol" w:hint="default"/>
+      </w:rPr>
+    </w:lvl>
+    <w:lvl w:ilvl="7" w:tplc="40090003" w:tentative="1">
+      <w:start w:val="1"/>
+      <w:numFmt w:val="bullet"/>
+      <w:lvlText w:val="o"/>
+      <w:lvlJc w:val="left"/>
+      <w:pPr>
+        <w:ind w:left="5760" w:hanging="360"/>
+      </w:pPr>
+      <w:rPr>
+        <w:rFonts w:ascii="Courier New" w:hAnsi="Courier New" w:cs="Courier New" w:hint="default"/>
+      </w:rPr>
+    </w:lvl>
+    <w:lvl w:ilvl="8" w:tplc="40090005" w:tentative="1">
+      <w:start w:val="1"/>
+      <w:numFmt w:val="bullet"/>
+      <w:lvlText w:val=""/>
+      <w:lvlJc w:val="left"/>
+      <w:pPr>
+        <w:ind w:left="6480" w:hanging="360"/>
+      </w:pPr>
+      <w:rPr>
+        <w:rFonts w:ascii="Wingdings" w:hAnsi="Wingdings" w:hint="default"/>
+      </w:rPr>
+    </w:lvl>
+  </w:abstractNum>
+  <w:num w:numId="1" w16cid:durableId="1467552909">
+    <w:abstractNumId w:val="0"/>
+  </w:num>
+</w:numbering>
 </file>
 
 <file path=word/styles.xml><?xml version="1.0" encoding="utf-8"?>
@@ -1524,6 +1206,7 @@
   <w:style w:type="character" w:default="1" w:styleId="DefaultParagraphFont">
     <w:name w:val="Default Paragraph Font"/>
     <w:uiPriority w:val="1"/>
+    <w:semiHidden/>
     <w:unhideWhenUsed/>
   </w:style>
   <w:style w:type="table" w:default="1" w:styleId="TableNormal">
